--- a/templates/elektrik/FR7.2.40 Elektrik İç Tesisat Ölçüm Raporu-2 (2).docx
+++ b/templates/elektrik/FR7.2.40 Elektrik İç Tesisat Ölçüm Raporu-2 (2).docx
@@ -29987,7 +29987,7 @@
               <w:sz w:val="16"/>
               <w:szCs w:val="18"/>
             </w:rPr>
-            <w:t>Fetih Mahallesi Aslanlı Kışla Cadddesi No:144S/1</w:t>
+            <w:t>Akabe Mahallesi Aslanlı Kışla Cadddesi No:144S/1</w:t>
           </w:r>
           <w:r>
             <w:rPr>
@@ -30379,7 +30379,7 @@
               <w:sz w:val="16"/>
               <w:szCs w:val="18"/>
             </w:rPr>
-            <w:t>Fetih Mahallesi Aslanlı Kışla Cadddesi No:144S/1</w:t>
+            <w:t>Akabe Mahallesi Aslanlı Kışla Cadddesi No:144S/1</w:t>
           </w:r>
           <w:r>
             <w:rPr>
